--- a/survey/Tour_Navigator_Branching_Questionnaire.docx
+++ b/survey/Tour_Navigator_Branching_Questionnaire.docx
@@ -17,7 +17,7 @@
         <w:spacing w:after="200"/>
       </w:pPr>
       <w:r>
-        <w:t>유형 가산 문항과 응답 분기 개정안  |  2026년 9월 28일</w:t>
+        <w:t>유형 가산 문항과 응답 분기 개정안  |  2026년 9월 29일</w:t>
       </w:r>
     </w:p>
     <w:p>
@@ -1059,7 +1059,7 @@
           <w:color w:val="555555"/>
           <w:sz w:val="18"/>
         </w:rPr>
-        <w:t xml:space="preserve">  [C2 +2 · C3 +2 · C9 +2]</w:t>
+        <w:t xml:space="preserve">  [C2 +1 · C3 +1 · C9 +4]</w:t>
       </w:r>
       <w:r>
         <w:rPr>
@@ -5587,7 +5587,7 @@
     </w:p>
     <w:p>
       <w:r>
-        <w:t>이 문항지와 유형 판정은 branch-survey-6.1-proposal 버전이다. 통합 상세명세서 5.0의 설문 개정안이며 운영 앱에 배포된 변경은 아니다.</w:t>
+        <w:t>이 문항지와 유형 판정은 branch-survey-6.2-proposal 버전이다. 6.1 대비 S4 바다 선택지 점수만 C2 +1 · C3 +1 · C9 +4로 바뀌었고 선택지 총점 6점은 같다. 통합 상세명세서 5.0의 설문 개정안이며 운영 앱에 배포된 변경은 아니다.</w:t>
       </w:r>
     </w:p>
     <w:tbl>
@@ -6092,7 +6092,7 @@
     </w:p>
     <w:p>
       <w:r>
-        <w:t>실행 검증에서 기본 경로 47,628개, 확인 선택까지 포함한 완료 경로 141,833개가 7~8문항으로 종료됐다. 모든 B의 D 선택은 기존 점수를 보존했다. C1~C10 각각의 단일 결과도 가능했다. 이는 조합 검증이며 실제 이용자 분포나 유형 정확도를 뜻하지 않는다.</w:t>
+        <w:t>실행 검증에서 기본 경로 47,628개, 확인 선택까지 포함한 완료 경로 141,897개가 7~8문항으로 종료됐다. 모든 B의 D 선택은 기존 점수를 보존했다. C1~C10 각각의 단일 결과도 가능했다. 이는 조합 검증이며 실제 이용자 분포나 유형 정확도를 뜻하지 않는다.</w:t>
       </w:r>
     </w:p>
     <w:p>

--- a/survey/Tour_Navigator_Branching_Questionnaire.docx
+++ b/survey/Tour_Navigator_Branching_Questionnaire.docx
@@ -1284,7 +1284,7 @@
     </w:p>
     <w:p>
       <w:r>
-        <w:t>S4의 응답에 연결된 한 문항만 표시한다. B의 A·B·C는 합계 4점, D 없음은 전 유형에 0점을 더한다.</w:t>
+        <w:t>S4의 응답에 연결된 한 문항만 표시한다. B의 A·B·C는 원점수 합계 4점, D 없음은 전 유형에 0점을 더한다.</w:t>
       </w:r>
     </w:p>
     <w:p>
@@ -1906,7 +1906,7 @@
     </w:p>
     <w:p>
       <w:r>
-        <w:t>공통 6문항과 B 문항을 합산했을 때 1위와 2위 차이가 2점 이하이면 표시한다. 최고점과 2점 이내인 유형들의 경험 문장만 선택지로 보여 준다. 동점 후보가 세 개 이상이면 모두 포함한다.</w:t>
+        <w:t>공통 6문항과 B 문항의 원점수를 유형별 100점 만점으로 환산했을 때 1위와 2위 차이가 12점 이하이면 표시한다. 최고점과 12점 이내인 유형들의 경험 문장만 선택지로 보여 준다. 동점 후보가 세 개 이상이면 모두 포함한다.</w:t>
       </w:r>
     </w:p>
     <w:tbl>
@@ -2654,17 +2654,17 @@
     </w:tbl>
     <w:p>
       <w:r>
-        <w:t>후보 경험 하나를 선택하면 해당 유형에 4점을 더한다. 마지막 선택지로 “위 경험들이 비슷하게 중요해요”를 제공하며, 이때는 표시된 후보 전체에 합계 4점을 균등 배분한다. 후보가 2개이면 각각 2점, 3개이면 각각 4/3점이다.</w:t>
+        <w:t>후보 경험 하나를 선택하면 해당 유형에 20점(100점 척도)을 더한다. 마지막 선택지로 “위 경험들이 비슷하게 중요해요”를 제공하며, 이때는 표시된 후보 전체에 합계 20점을 균등 배분한다. 후보가 2개이면 각각 10점, 3개이면 각각 20/3점(약 6.67점)이다.</w:t>
       </w:r>
     </w:p>
     <w:p>
       <w:r>
-        <w:t>예를 들어 C4 12점, C10 11점, 다른 유형 9점 이하라면 C4와 C10의 두 문장 및 균형 선택지를 표시한다. C10을 고르면 C10은 15점이 되고 C4는 12점이다. 균형을 고르면 C4 14점과 C10 13점의 복합 성향이 유지된다.</w:t>
+        <w:t>예를 들어 환산 점수가 C4 70점, C10 66점, 다른 유형 55점 이하라면 C4와 C10의 두 문장 및 균형 선택지를 표시한다. C10을 고르면 C10은 86점이 되고 C4는 70점이어서 역사 전통체험형 단일 성향이 된다. 균형을 고르면 C4 80점과 C10 76점의 복합 성향이 유지된다.</w:t>
       </w:r>
     </w:p>
     <w:p>
       <w:r>
-        <w:t>차이가 2점을 초과하면 F1을 생략한다. F1은 한 번만 묻고, 답한 뒤에도 점수가 비슷하면 그 상태를 결과에 설명한다.</w:t>
+        <w:t>차이가 12점을 초과하면 F1을 생략한다. F1은 한 번만 묻고, 답한 뒤에도 점수가 비슷하면 그 상태를 결과에 설명한다.</w:t>
       </w:r>
     </w:p>
     <w:p>
@@ -2817,7 +2817,7 @@
               <w:rPr>
                 <w:sz w:val="18"/>
               </w:rPr>
-              <w:t>S1~S6의 선택지에 적힌 C 점수를 더한다. 공통 가산점 자체는 기존 여섯 문항의 값을 보존한다.</w:t>
+              <w:t>S1~S6의 선택지에 적힌 C 원점수를 유형별로 더한다. 원점수는 기존 여섯 문항의 값을 보존한다.</w:t>
             </w:r>
           </w:p>
         </w:tc>
@@ -2882,7 +2882,72 @@
               <w:rPr>
                 <w:sz w:val="18"/>
               </w:rPr>
-              <w:t>S4에 연결된 B 문항 한 개만 계산한다. A·B·C는 합계 4점, D 없음은 0점이다. D 점수를 다른 유형에 배분하지 않는다.</w:t>
+              <w:t>S4에 연결된 B 문항 한 개만 계산한다. A·B·C는 원점수 합계 4점, D 없음은 0점이다. D 점수를 다른 유형에 배분하지 않는다.</w:t>
+            </w:r>
+          </w:p>
+        </w:tc>
+      </w:tr>
+      <w:tr>
+        <w:trPr>
+          <w:cantSplit/>
+        </w:trPr>
+        <w:tc>
+          <w:tcPr>
+            <w:tcW w:type="dxa" w:w="1512"/>
+            <w:vAlign w:val="center"/>
+            <w:tcMar>
+              <w:top w:w="65" w:type="dxa"/>
+              <w:bottom w:w="65" w:type="dxa"/>
+              <w:left w:w="65" w:type="dxa"/>
+              <w:right w:w="65" w:type="dxa"/>
+            </w:tcMar>
+            <w:shd w:fill="F5F5F5"/>
+            <w:tcBorders>
+              <w:top w:val="single" w:sz="4" w:color="D9D9D9"/>
+              <w:left w:val="single" w:sz="4" w:color="D9D9D9"/>
+              <w:bottom w:val="single" w:sz="4" w:color="D9D9D9"/>
+              <w:right w:val="single" w:sz="4" w:color="D9D9D9"/>
+            </w:tcBorders>
+          </w:tcPr>
+          <w:p>
+            <w:pPr>
+              <w:spacing w:before="40" w:after="40" w:line="252" w:lineRule="auto"/>
+            </w:pPr>
+            <w:r>
+              <w:rPr>
+                <w:sz w:val="18"/>
+              </w:rPr>
+              <w:t>3 100점 환산</w:t>
+            </w:r>
+          </w:p>
+        </w:tc>
+        <w:tc>
+          <w:tcPr>
+            <w:tcW w:type="dxa" w:w="8136"/>
+            <w:vAlign w:val="center"/>
+            <w:tcMar>
+              <w:top w:w="65" w:type="dxa"/>
+              <w:bottom w:w="65" w:type="dxa"/>
+              <w:left w:w="65" w:type="dxa"/>
+              <w:right w:w="65" w:type="dxa"/>
+            </w:tcMar>
+            <w:shd w:fill="F5F5F5"/>
+            <w:tcBorders>
+              <w:top w:val="single" w:sz="4" w:color="D9D9D9"/>
+              <w:left w:val="single" w:sz="4" w:color="D9D9D9"/>
+              <w:bottom w:val="single" w:sz="4" w:color="D9D9D9"/>
+              <w:right w:val="single" w:sz="4" w:color="D9D9D9"/>
+            </w:tcBorders>
+          </w:tcPr>
+          <w:p>
+            <w:pPr>
+              <w:spacing w:before="40" w:after="40" w:line="252" w:lineRule="auto"/>
+            </w:pPr>
+            <w:r>
+              <w:rPr>
+                <w:sz w:val="18"/>
+              </w:rPr>
+              <w:t>유형마다 원점수에 100 / 최대 원점수를 곱한다. 최대 원점수는 한 경로(S1~S6과 B 한 개)에서 그 유형이 받을 수 있는 가장 큰 원점수로 C1 18, C2 15, C3 16, C4 17, C5 18, C6 10, C7 14, C8 11, C9 9, C10 9점이다. 가장 유리한 답을 모두 고른 유형은 100점이 된다.</w:t>
             </w:r>
           </w:p>
         </w:tc>
@@ -2917,7 +2982,7 @@
               <w:rPr>
                 <w:sz w:val="18"/>
               </w:rPr>
-              <w:t>3 확인 조건</w:t>
+              <w:t>4 확인 조건</w:t>
             </w:r>
           </w:p>
         </w:tc>
@@ -2947,7 +3012,7 @@
               <w:rPr>
                 <w:sz w:val="18"/>
               </w:rPr>
-              <w:t>1위 점수에서 2위 점수를 뺀 차이가 2점 이하일 때 F1을 표시한다.</w:t>
+              <w:t>환산 점수 1위에서 2위를 뺀 차이가 12점 이하일 때 F1을 표시한다.</w:t>
             </w:r>
           </w:p>
         </w:tc>
@@ -2982,7 +3047,7 @@
               <w:rPr>
                 <w:sz w:val="18"/>
               </w:rPr>
-              <w:t>4 확인 가산</w:t>
+              <w:t>5 확인 가산</w:t>
             </w:r>
           </w:p>
         </w:tc>
@@ -3012,7 +3077,7 @@
               <w:rPr>
                 <w:sz w:val="18"/>
               </w:rPr>
-              <w:t>후보 경험 선택은 해당 C +4점. 균형 선택은 후보 수로 4점을 나누어 각각 가산한다.</w:t>
+              <w:t>후보 경험 선택은 해당 C +20점(100점 척도). 균형 선택은 후보 수로 20점을 나누어 각각 가산한다.</w:t>
             </w:r>
           </w:p>
         </w:tc>
@@ -3047,7 +3112,7 @@
               <w:rPr>
                 <w:sz w:val="18"/>
               </w:rPr>
-              <w:t>5 최종 결과</w:t>
+              <w:t>6 최종 결과</w:t>
             </w:r>
           </w:p>
         </w:tc>
@@ -3077,7 +3142,7 @@
               <w:rPr>
                 <w:sz w:val="18"/>
               </w:rPr>
-              <w:t>최고점과 2점 이내인 유형을 결과 후보로 남긴다. 한 개면 단일 성향, 두 개 이상이면 복합 성향이다.</w:t>
+              <w:t>최고점과 12점 이내인 유형을 결과 후보로 남긴다. 한 개면 단일 성향, 두 개 이상이면 복합 성향이다.</w:t>
             </w:r>
           </w:p>
         </w:tc>
@@ -3112,7 +3177,7 @@
               <w:rPr>
                 <w:sz w:val="18"/>
               </w:rPr>
-              <w:t>6 상대 가중치</w:t>
+              <w:t>7 상대 가중치</w:t>
             </w:r>
           </w:p>
         </w:tc>
@@ -3142,7 +3207,7 @@
               <w:rPr>
                 <w:sz w:val="18"/>
               </w:rPr>
-              <w:t>각 점수의 절반을 2의 지수로 변환한 뒤 전체 C1~C10 변환값 합으로 나눈다. 계산상 최고점을 뺀 후 변환해도 같은 비율이다.</w:t>
+              <w:t>각 환산 점수를 12로 나눈 값을 2의 지수로 변환한 뒤 전체 C1~C10 변환값 합으로 나눈다. 계산상 최고점을 뺀 후 변환해도 같은 비율이다. 12점 높은 유형이 2배 가중치를 받는다.</w:t>
             </w:r>
           </w:p>
         </w:tc>
@@ -3150,7 +3215,12 @@
     </w:tbl>
     <w:p>
       <w:r>
-        <w:t>배점과 2점 기준, B의 A·B·C 및 F의 4점 가산은 설계 규칙이다. 조사 자료로 추정한 회귀계수나 성격검사 기준은 아니다. 상대 가중치는 유형에 속할 확률로 표시하지 않는다. 분기가 다른 응답자끼리 원점수를 비교하지 않는다.</w:t>
+        <w:t>배점과 100점 환산, 12점 기준, B의 A·B·C 원점수 4점과 F1의 20점 가산은 설계 규칙이다. 조사 자료로 추정한 회귀계수나 성격검사 기준은 아니다. 상대 가중치는 유형에 속할 확률로 표시하지 않는다. 분기가 다른 응답자끼리 점수를 비교하지 않는다.</w:t>
+      </w:r>
+    </w:p>
+    <w:p>
+      <w:r>
+        <w:t>100점 환산을 쓰는 이유: 선택지에 자주 나오는 유형은 한 경로에서 받을 수 있는 최대 원점수가 커서, 원점수를 그대로 더하면 결과가 몇몇 유형에 몰린다. 6.2에서 모든 선택지를 같은 빈도로 가정한 전수 경로의 결과 비중은 문화 산책형 21.2%, 자연 해양형 4.0%로 5배 넘게 차이 났고, 환산 뒤에는 각각 14.9%, 8.6%다. 실제 응답자 구성에 맞춘 배점 조정은 파일럿 응답으로 다시 확인한다.</w:t>
       </w:r>
     </w:p>
     <w:p>
@@ -3163,7 +3233,7 @@
     </w:p>
     <w:p>
       <w:r>
-        <w:t>모든 응답자는 B 문항 한 개만 답한다. D 없음은 응답 완료로 기록하되 앞선 점수는 그대로 유지하며, 미노출이나 무응답과 구분한다. D를 골라도 F1 표시 조건은 동일하게 확인한다. 해당하면 F1의 실제 응답만 별도로 반영한다. 추가 4점은 개인 내부의 순위 조정에만 사용한다.</w:t>
+        <w:t>모든 응답자는 B 문항 한 개만 답한다. D 없음은 응답 완료로 기록하되 앞선 점수는 그대로 유지하며, 미노출이나 무응답과 구분한다. D를 골라도 F1 표시 조건은 동일하게 확인한다. 해당하면 F1의 실제 응답만 별도로 반영한다. 추가 20점은 개인 내부의 순위 조정에만 사용한다.</w:t>
       </w:r>
     </w:p>
     <w:p>
@@ -5550,12 +5620,12 @@
     </w:tbl>
     <w:p>
       <w:r>
-        <w:t>합계는 C1 9점, C2 1점, C3 0점, C4 2점, C5 4점, C6 0점, C7 13점, C8 1점, C9 0점, C10 0점이다. C7과 C1의 차이가 4점이므로 F1은 표시하지 않고 K컬처 탐방형으로 마무리한다. 총 7문항에 답한다.</w:t>
+        <w:t>원점수 합계는 C1 9점, C2 1점, C3 0점, C4 2점, C5 4점, C6 0점, C7 13점, C8 1점, C9 0점, C10 0점이다. 100점 환산 점수는 C7 92.86점(13/14), C1 50.00점(9/18), C5 22.22점(4/18), C4 11.76점(2/17), C8 9.09점(1/11), C2 6.67점(1/15)이다. C7과 C1의 차이가 42.86점이므로 F1은 표시하지 않고 K컬처 탐방형으로 마무리한다. 총 7문항에 답한다.</w:t>
       </w:r>
     </w:p>
     <w:p>
       <w:r>
-        <w:t>상대 가중치는 C7 71.85%, C1 17.96%다. 이는 설계식으로 변환한 점수 비중이며 성향 확률이나 코사인 유사도가 아니다.</w:t>
+        <w:t>상대 가중치는 C7 87.43%, C1 7.35%다. 이는 설계식으로 변환한 점수 비중이며 성향 확률이나 코사인 유사도가 아니다.</w:t>
       </w:r>
     </w:p>
     <w:p>
@@ -5568,12 +5638,12 @@
     </w:p>
     <w:p>
       <w:r>
-        <w:t>같은 공통 응답에서 B1을 “팝업과 공연 주변의 인기 장소”로 바꾸면 C1 12점, C7 10점이 된다. 두 유형 차이가 2점이므로 F1에서 C1 경험, C7 경험, 균형 선택지를 표시한다.</w:t>
+        <w:t>같은 공통 응답에서 B1을 “팝업과 공연 주변의 인기 장소”로 바꾸면 원점수는 C1 12점, C7 10점이지만 환산 점수는 C7 71.43점(10/14), C1 66.67점(12/18)이다. 두 유형 차이가 4.76점이므로 F1에서 C7 경험, C1 경험, 균형 선택지를 표시한다.</w:t>
       </w:r>
     </w:p>
     <w:p>
       <w:r>
-        <w:t>여기서 C7 경험을 선택하면 C7에 4점을 더해 C7 14점, C1 12점이 된다. 최종 차이도 2점이므로 K컬처 탐방형과 트렌드 탐색형을 복합 성향으로 표시한다. 총 8문항이다. 확인 질문은 선택한 유형을 무조건 단일 결과로 확정하는 장치가 아니다.</w:t>
+        <w:t>여기서 균형 선택지를 고르면 두 유형에 10점씩 더해 C7 81.43점, C1 76.67점이 된다. 차이가 4.76점으로 12점 이내이므로 K컬처 탐방형과 트렌드 탐색형을 복합 성향으로 표시한다. C7 경험을 고르면 C7이 91.43점으로 C1보다 24.76점 높아 K컬처 탐방형 단일 성향이 된다. 총 8문항이다. 확인 질문은 선택한 유형을 무조건 단일 결과로 확정하는 장치가 아니다.</w:t>
       </w:r>
     </w:p>
     <w:p>
@@ -5587,7 +5657,7 @@
     </w:p>
     <w:p>
       <w:r>
-        <w:t>이 문항지와 유형 판정은 branch-survey-6.2-proposal 버전이다. 6.1 대비 S4 바다 선택지 점수만 C2 +1 · C3 +1 · C9 +4로 바뀌었고 선택지 총점 6점은 같다. 통합 상세명세서 5.0의 설문 개정안이며 운영 앱에 배포된 변경은 아니다.</w:t>
+        <w:t>이 문항지와 유형 판정은 branch-survey-6.3-proposal 버전이다. 6.2 대비 문항과 선택지별 원점수는 같고, 유형 점수를 유형별 100점 만점으로 환산하도록 판정 규칙을 바꿨다(경계 12점, F1 20점, 상대 가중치 지수 분모 12). 6.2에서는 S4 바다 선택지 점수를 C2 +1 · C3 +1 · C9 +4로 바꿨다. 통합 상세명세서 5.0의 설문 개정안이며 운영 앱에 배포된 변경은 아니다.</w:t>
       </w:r>
     </w:p>
     <w:tbl>
@@ -5796,7 +5866,7 @@
               <w:rPr>
                 <w:sz w:val="18"/>
               </w:rPr>
-              <w:t>고정 선택지 60개의 C1~C10 가산표</w:t>
+              <w:t>고정 선택지 60개의 C1~C10 원점수 가산표</w:t>
             </w:r>
           </w:p>
         </w:tc>
@@ -6092,7 +6162,7 @@
     </w:p>
     <w:p>
       <w:r>
-        <w:t>실행 검증에서 기본 경로 47,628개, 확인 선택까지 포함한 완료 경로 141,897개가 7~8문항으로 종료됐다. 모든 B의 D 선택은 기존 점수를 보존했다. C1~C10 각각의 단일 결과도 가능했다. 이는 조합 검증이며 실제 이용자 분포나 유형 정확도를 뜻하지 않는다.</w:t>
+        <w:t>실행 검증에서 기본 경로 47,628개, 확인 선택까지 포함한 완료 경로 109,552개가 7~8문항으로 종료됐다. 모든 B의 D 선택은 기존 점수를 보존했다. C1~C10 각각의 단일 결과도 가능했고, 각 유형은 가장 유리한 경로에서 정확히 100점이 됐다. 이는 조합 검증이며 실제 이용자 분포나 유형 정확도를 뜻하지 않는다.</w:t>
       </w:r>
     </w:p>
     <w:p>

--- a/survey/Tour_Navigator_Branching_Questionnaire.docx
+++ b/survey/Tour_Navigator_Branching_Questionnaire.docx
@@ -31,12 +31,12 @@
     </w:p>
     <w:p>
       <w:r>
-        <w:t>공통 6문항과 관심사별 후속 1문항에 답한다. 후속 문항에는 가산 없는 “D 없음”을 둔다. 유형 점수가 비슷할 때만 확인 질문을 추가해 총 7~8문항으로 끝난다.</w:t>
+        <w:t>공통 6문항과 관심사별 후속 1~2문항에 답한다. S4에서 관심사 두 가지를 고르고, 두 관심사에 연결된 후속 문항에 모두 답한다. 두 관심사가 같은 후속 문항에 연결되면 한 번만 묻는다. 후속 문항에는 가산 없는 “D 없음”을 둔다. 유형 점수가 비슷할 때만 확인 질문을 추가해 총 7~9문항으로 끝난다.</w:t>
       </w:r>
     </w:p>
     <w:p>
       <w:r>
-        <w:t>문항과 선택지는 실제 화면에 사용할 문구다. 회색 배점 표시는 운영자용이며 응답 화면에서는 숨긴다. 모든 질문은 한 가지만 선택한다. 유형 점수는 여행 취향을 설명하는 규칙 기반 지표다.</w:t>
+        <w:t>문항과 선택지는 실제 화면에 사용할 문구다. 회색 배점 표시는 운영자용이며 응답 화면에서는 숨긴다. S4는 서로 다른 두 가지를 고르고 나머지 질문은 한 가지만 선택한다. 유형 점수는 여행 취향을 설명하는 규칙 기반 지표다.</w:t>
       </w:r>
     </w:p>
     <w:p>
@@ -133,7 +133,7 @@
                 <w:color w:val="FFFFFF"/>
                 <w:sz w:val="18"/>
               </w:rPr>
-              <w:t>S4 주 관심사</w:t>
+              <w:t>S4 관심사</w:t>
             </w:r>
           </w:p>
         </w:tc>
@@ -938,7 +938,7 @@
     </w:p>
     <w:p>
       <w:r>
-        <w:t>다음은 S4 주 관심사다. S1부터 S3까지의 가산점은 기존 Q1부터 Q3까지의 값을 유지했다.</w:t>
+        <w:t>다음은 S4 관심사 두 가지다. S1부터 S3까지의 가산점은 기존 Q1부터 Q3까지의 값을 유지했다.</w:t>
       </w:r>
     </w:p>
     <w:p>
@@ -955,7 +955,7 @@
         <w:pStyle w:val="Heading2"/>
       </w:pPr>
       <w:r>
-        <w:t>S4 이번 여행에서 가장 하고 싶은 한 가지는 무엇인가요</w:t>
+        <w:t>S4 이번 여행에서 가장 하고 싶은 것 두 가지는 무엇인가요</w:t>
       </w:r>
     </w:p>
     <w:p>
@@ -1270,7 +1270,7 @@
     </w:p>
     <w:p>
       <w:r>
-        <w:t>S4는 가장 중요한 관심사 하나만 선택한다. 기존 Q4의 최대 2개 선택을 단일 선택으로 바꿔 후속 경로를 명확히 했다. S5와 S6까지 답한 다음 S4에 연결된 B 문항 하나로 이동한다.</w:t>
+        <w:t>S4는 서로 다른 관심사 두 가지를 선택한다. 기존 Q4의 최대 2개 선택을 정확히 2개로 정했다. 두 선택지의 원점수를 모두 더하고 두 관심사를 같은 비중으로 다룬다. S5와 S6까지 답한 다음 두 관심사에 연결된 B 문항으로 이동한다. 두 관심사가 같은 B 문항에 연결되면(A와 B, D와 E) 그 문항 하나만, 다르면 B 번호 순서로 두 문항을 답한다.</w:t>
       </w:r>
     </w:p>
     <w:p>
@@ -1284,7 +1284,7 @@
     </w:p>
     <w:p>
       <w:r>
-        <w:t>S4의 응답에 연결된 한 문항만 표시한다. B의 A·B·C는 원점수 합계 4점, D 없음은 전 유형에 0점을 더한다.</w:t>
+        <w:t>S4에서 고른 두 관심사에 연결된 문항만 표시한다. B의 A·B·C는 원점수 합계 4점, D 없음은 전 유형에 0점을 더한다.</w:t>
       </w:r>
     </w:p>
     <w:p>
@@ -1303,7 +1303,7 @@
         <w:rPr>
           <w:sz w:val="18"/>
         </w:rPr>
-        <w:t>S4 A 또는 B일 때 표시 · 한 가지만 선택</w:t>
+        <w:t>S4에 A 또는 B가 있을 때 표시 · 한 가지만 선택</w:t>
       </w:r>
     </w:p>
     <w:p>
@@ -1386,7 +1386,7 @@
         <w:rPr>
           <w:sz w:val="18"/>
         </w:rPr>
-        <w:t>S4 C일 때 표시 · 한 가지만 선택</w:t>
+        <w:t>S4에 C가 있을 때 표시 · 한 가지만 선택</w:t>
       </w:r>
     </w:p>
     <w:p>
@@ -1469,7 +1469,7 @@
         <w:rPr>
           <w:sz w:val="18"/>
         </w:rPr>
-        <w:t>S4 D 또는 E일 때 표시 · 한 가지만 선택</w:t>
+        <w:t>S4에 D 또는 E가 있을 때 표시 · 한 가지만 선택</w:t>
       </w:r>
     </w:p>
     <w:p>
@@ -1552,7 +1552,7 @@
     </w:p>
     <w:p>
       <w:r>
-        <w:t>S4 F는 B4, G는 B5, H는 B6, I는 B7로 이동한다. 해당 문항 한 개에만 답한다.</w:t>
+        <w:t>S4 F는 B4, G는 B5, H는 B6, I는 B7로 이동한다. 고른 두 관심사에 해당하는 문항에만 답한다.</w:t>
       </w:r>
     </w:p>
     <w:p>
@@ -1571,7 +1571,7 @@
         <w:rPr>
           <w:sz w:val="18"/>
         </w:rPr>
-        <w:t>S4 F일 때 표시 · 한 가지만 선택</w:t>
+        <w:t>S4에 F가 있을 때 표시 · 한 가지만 선택</w:t>
       </w:r>
     </w:p>
     <w:p>
@@ -1654,7 +1654,7 @@
         <w:rPr>
           <w:sz w:val="18"/>
         </w:rPr>
-        <w:t>S4 G일 때 표시 · 한 가지만 선택</w:t>
+        <w:t>S4에 G가 있을 때 표시 · 한 가지만 선택</w:t>
       </w:r>
     </w:p>
     <w:p>
@@ -1737,7 +1737,7 @@
         <w:rPr>
           <w:sz w:val="18"/>
         </w:rPr>
-        <w:t>S4 H일 때 표시 · 한 가지만 선택</w:t>
+        <w:t>S4에 H가 있을 때 표시 · 한 가지만 선택</w:t>
       </w:r>
     </w:p>
     <w:p>
@@ -1820,7 +1820,7 @@
         <w:rPr>
           <w:sz w:val="18"/>
         </w:rPr>
-        <w:t>S4 I일 때 표시 · 한 가지만 선택</w:t>
+        <w:t>S4에 I가 있을 때 표시 · 한 가지만 선택</w:t>
       </w:r>
     </w:p>
     <w:p>
@@ -2817,7 +2817,7 @@
               <w:rPr>
                 <w:sz w:val="18"/>
               </w:rPr>
-              <w:t>S1~S6의 선택지에 적힌 C 원점수를 유형별로 더한다. 원점수는 기존 여섯 문항의 값을 보존한다.</w:t>
+              <w:t>S1~S6의 선택지에 적힌 C 원점수를 유형별로 더한다. S4는 고른 두 선택지의 원점수를 모두 더한다. 원점수는 기존 여섯 문항의 값을 보존한다.</w:t>
             </w:r>
           </w:p>
         </w:tc>
@@ -2882,7 +2882,7 @@
               <w:rPr>
                 <w:sz w:val="18"/>
               </w:rPr>
-              <w:t>S4에 연결된 B 문항 한 개만 계산한다. A·B·C는 원점수 합계 4점, D 없음은 0점이다. D 점수를 다른 유형에 배분하지 않는다.</w:t>
+              <w:t>S4의 두 관심사에 연결된 B 문항 1~2개를 모두 계산한다. A·B·C는 원점수 합계 4점, D 없음은 0점이다. D 점수를 다른 유형에 배분하지 않는다.</w:t>
             </w:r>
           </w:p>
         </w:tc>
@@ -2947,7 +2947,7 @@
               <w:rPr>
                 <w:sz w:val="18"/>
               </w:rPr>
-              <w:t>유형마다 원점수에 100 / 최대 원점수를 곱한다. 최대 원점수는 한 경로(S1~S6과 B 한 개)에서 그 유형이 받을 수 있는 가장 큰 원점수로 C1 18, C2 15, C3 16, C4 17, C5 18, C6 10, C7 14, C8 11, C9 9, C10 9점이다. 가장 유리한 답을 모두 고른 유형은 100점이 된다.</w:t>
+              <w:t>유형마다 원점수에 100 / 최대 원점수를 곱한다. 최대 원점수는 한 경로(S1~S6, S4 두 선택지에 연결된 B 문항)에서 그 유형이 받을 수 있는 가장 큰 원점수로 C1 23, C2 19, C3 20, C4 19, C5 22, C6 10, C7 17, C8 11, C9 11, C10 15점이다. 가장 유리한 답을 모두 고른 유형은 100점이 된다.</w:t>
             </w:r>
           </w:p>
         </w:tc>
@@ -3220,7 +3220,7 @@
     </w:p>
     <w:p>
       <w:r>
-        <w:t>100점 환산을 쓰는 이유: 선택지에 자주 나오는 유형은 한 경로에서 받을 수 있는 최대 원점수가 커서, 원점수를 그대로 더하면 결과가 몇몇 유형에 몰린다. 6.2에서 모든 선택지를 같은 빈도로 가정한 전수 경로의 결과 비중은 문화 산책형 21.2%, 자연 해양형 4.0%로 5배 넘게 차이 났고, 환산 뒤에는 각각 14.9%, 8.6%다. 실제 응답자 구성에 맞춘 배점 조정은 파일럿 응답으로 다시 확인한다.</w:t>
+        <w:t>100점 환산을 쓰는 이유: 선택지에 자주 나오는 유형은 한 경로에서 받을 수 있는 최대 원점수가 커서, 원점수를 그대로 더하면 결과가 몇몇 유형에 몰린다. 6.2에서 모든 선택지를 같은 빈도로 가정한 전수 경로의 결과 비중은 문화 산책형 21.2%, 자연 해양형 4.0%로 5배 넘게 차이 났고, 환산 뒤에는 각각 14.9%, 8.6%다. 6.4(S4 두 가지)의 완료 경로 1,756,396개에서는 가장 많은 문화 산책형 13.8%, 가장 적은 가족 체험형 6.1%다. 실제 응답자 구성에 맞춘 배점 조정은 파일럿 응답으로 다시 확인한다.</w:t>
       </w:r>
     </w:p>
     <w:p>
@@ -3233,7 +3233,7 @@
     </w:p>
     <w:p>
       <w:r>
-        <w:t>모든 응답자는 B 문항 한 개만 답한다. D 없음은 응답 완료로 기록하되 앞선 점수는 그대로 유지하며, 미노출이나 무응답과 구분한다. D를 골라도 F1 표시 조건은 동일하게 확인한다. 해당하면 F1의 실제 응답만 별도로 반영한다. 추가 20점은 개인 내부의 순위 조정에만 사용한다.</w:t>
+        <w:t>응답자는 S4의 두 관심사에 따라 B 문항 1~2개를 답한다. S4 조합 36개 중 A·B와 D·E 두 조합만 B 문항이 하나다. D 없음은 응답 완료로 기록하되 앞선 점수는 그대로 유지하며, 미노출이나 무응답과 구분한다. D를 골라도 F1 표시 조건은 동일하게 확인한다. 해당하면 F1의 실제 응답만 별도로 반영한다. 추가 20점은 개인 내부의 순위 조정에만 사용한다.</w:t>
       </w:r>
     </w:p>
     <w:p>
@@ -4490,7 +4490,7 @@
               <w:rPr>
                 <w:sz w:val="18"/>
               </w:rPr>
-              <w:t>S1~S6으로 정리. 선택지별 가산 보존. Q4만 최대 2개에서 한 개 선택으로 변경.</w:t>
+              <w:t>S1~S6으로 정리. 선택지별 가산 보존. Q4는 최대 2개에서 정확히 2개 선택으로 변경.</w:t>
             </w:r>
           </w:p>
         </w:tc>
@@ -5294,7 +5294,7 @@
               <w:rPr>
                 <w:sz w:val="18"/>
               </w:rPr>
-              <w:t>드라마·K팝 촬영지</w:t>
+              <w:t>드라마·K팝 촬영지, 공연·콘서트</w:t>
             </w:r>
           </w:p>
         </w:tc>
@@ -5324,7 +5324,7 @@
               <w:rPr>
                 <w:sz w:val="18"/>
               </w:rPr>
-              <w:t>C1 +2 · C2 +1 · C7 +3</w:t>
+              <w:t>C1 +3 · C2 +2 · C7 +6</w:t>
             </w:r>
           </w:p>
         </w:tc>
@@ -5620,12 +5620,12 @@
     </w:tbl>
     <w:p>
       <w:r>
-        <w:t>원점수 합계는 C1 9점, C2 1점, C3 0점, C4 2점, C5 4점, C6 0점, C7 13점, C8 1점, C9 0점, C10 0점이다. 100점 환산 점수는 C7 92.86점(13/14), C1 50.00점(9/18), C5 22.22점(4/18), C4 11.76점(2/17), C8 9.09점(1/11), C2 6.67점(1/15)이다. C7과 C1의 차이가 42.86점이므로 F1은 표시하지 않고 K컬처 탐방형으로 마무리한다. 총 7문항에 답한다.</w:t>
+        <w:t>원점수 합계는 C1 10점, C2 2점, C3 0점, C4 2점, C5 4점, C6 0점, C7 16점, C8 1점, C9 0점, C10 0점이다. 100점 환산 점수는 C7 94.12점(16/17), C1 43.48점(10/23), C5 18.18점(4/22), C2 10.53점(2/19), C4 10.53점(2/19), C8 9.09점(1/11)이다. C7과 C1의 차이가 50.64점이므로 F1은 표시하지 않고 K컬처 탐방형으로 마무리한다. 두 관심사가 모두 B1에 연결되어 후속 문항은 하나이고, 총 7문항에 답한다.</w:t>
       </w:r>
     </w:p>
     <w:p>
       <w:r>
-        <w:t>상대 가중치는 C7 87.43%, C1 7.35%다. 이는 설계식으로 변환한 점수 비중이며 성향 확률이나 코사인 유사도가 아니다.</w:t>
+        <w:t>상대 가중치는 C7 90.34%, C1 4.85%다. 이는 설계식으로 변환한 점수 비중이며 성향 확률이나 코사인 유사도가 아니다.</w:t>
       </w:r>
     </w:p>
     <w:p>
@@ -5633,17 +5633,17 @@
         <w:pStyle w:val="Heading2"/>
       </w:pPr>
       <w:r>
-        <w:t>후속 응답이 달라지면 확인 질문이 생기는 예</w:t>
+        <w:t>두 번째 관심사가 달라지면 확인 질문이 생기는 예</w:t>
       </w:r>
     </w:p>
     <w:p>
       <w:r>
-        <w:t>같은 공통 응답에서 B1을 “팝업과 공연 주변의 인기 장소”로 바꾸면 원점수는 C1 12점, C7 10점이지만 환산 점수는 C7 71.43점(10/14), C1 66.67점(12/18)이다. 두 유형 차이가 4.76점이므로 F1에서 C7 경험, C1 경험, 균형 선택지를 표시한다.</w:t>
+        <w:t>같은 공통 응답에서 S4의 두 번째 관심사를 공연·콘서트 대신 야경으로 바꾸면 B1과 B6 두 후속 문항에 답한다. B1은 그대로 두고 B6에서 “인기 있는 야간 명소를 여러 곳 둘러보고 싶어요”(C1 +4)를 고르면 원점수는 C1 15점, C7 13점이고 환산 점수는 C7 76.47점(13/17), C1 65.22점(15/23)이다. 두 유형 차이가 11.25점이므로 F1에서 C7 경험, C1 경험, 균형 선택지를 표시한다.</w:t>
       </w:r>
     </w:p>
     <w:p>
       <w:r>
-        <w:t>여기서 균형 선택지를 고르면 두 유형에 10점씩 더해 C7 81.43점, C1 76.67점이 된다. 차이가 4.76점으로 12점 이내이므로 K컬처 탐방형과 트렌드 탐색형을 복합 성향으로 표시한다. C7 경험을 고르면 C7이 91.43점으로 C1보다 24.76점 높아 K컬처 탐방형 단일 성향이 된다. 총 8문항이다. 확인 질문은 선택한 유형을 무조건 단일 결과로 확정하는 장치가 아니다.</w:t>
+        <w:t>여기서 균형 선택지를 고르면 두 유형에 10점씩 더해 C7 86.47점, C1 75.22점이 된다. 차이가 11.25점으로 12점 이내이므로 K컬처 탐방형과 트렌드 탐색형을 복합 성향으로 표시한다. C7 경험을 고르면 C7이 96.47점으로 C1보다 31.25점 높아 K컬처 탐방형 단일 성향이 된다. 총 9문항이다. 확인 질문은 선택한 유형을 무조건 단일 결과로 확정하는 장치가 아니다.</w:t>
       </w:r>
     </w:p>
     <w:p>
@@ -5657,7 +5657,7 @@
     </w:p>
     <w:p>
       <w:r>
-        <w:t>이 문항지와 유형 판정은 branch-survey-6.3-proposal 버전이다. 6.2 대비 문항과 선택지별 원점수는 같고, 유형 점수를 유형별 100점 만점으로 환산하도록 판정 규칙을 바꿨다(경계 12점, F1 20점, 상대 가중치 지수 분모 12). 6.2에서는 S4 바다 선택지 점수를 C2 +1 · C3 +1 · C9 +4로 바꿨다. 통합 상세명세서 5.0의 설문 개정안이며 운영 앱에 배포된 변경은 아니다.</w:t>
+        <w:t>이 문항지와 유형 판정은 branch-survey-6.4-proposal 버전이다. 6.3 대비 S4를 관심사 두 가지 선택으로 바꾸고 두 관심사의 후속 문항에 모두 답하도록 했다. 선택지별 원점수와 100점 환산 판정 규칙(경계 12점, F1 20점, 상대 가중치 지수 분모 12)은 같고, 최대 원점수만 두 선택 기준으로 다시 계산했다. 6.3에서 유형 점수를 유형별 100점 만점으로 환산하도록 바꿨고, 6.2에서 S4 바다 선택지 점수를 C2 +1 · C3 +1 · C9 +4로 바꿨다. 통합 상세명세서 5.0의 설문 개정안이다.</w:t>
       </w:r>
     </w:p>
     <w:tbl>
@@ -6061,7 +6061,7 @@
               <w:rPr>
                 <w:sz w:val="18"/>
               </w:rPr>
-              <w:t>8문항 복합 성향 예제</w:t>
+              <w:t>9문항 복합 성향 예제</w:t>
             </w:r>
           </w:p>
         </w:tc>
@@ -6134,7 +6134,7 @@
     </w:tbl>
     <w:p>
       <w:r>
-        <w:t>Python 3.10 이상에서 implementation 폴더로 이동해 “python score_survey.py example_answers.json”을 실행한다. 외부 패키지는 필요 없다. 응답 키는 S1~S6, 활성 B, 필요한 경우 F1이다. 선택값은 A·B·C 등이며 F1은 C 코드 또는 BALANCED다.</w:t>
+        <w:t>Python 3.10 이상에서 implementation 폴더로 이동해 “python score_survey.py example_answers.json”을 실행한다. 외부 패키지는 필요 없다. 응답 키는 S1~S6, 활성 B 1~2개, 필요한 경우 F1이다. 선택값은 A·B·C 등이고, S4는 서로 다른 두 값의 목록(예: ["A", "H"])이며, F1은 C 코드 또는 BALANCED다.</w:t>
       </w:r>
     </w:p>
     <w:p>
@@ -6157,12 +6157,12 @@
     </w:p>
     <w:p>
       <w:r>
-        <w:t>기존 코사인 선호 벡터를 S4 한 개로 채우지 않는다. 직접 선호가 필요한 코사인 점수와 한류 H 점수는 이 설문만으로 재현되지 않는다. 공급 자료의 PCA 군집도 C 유형과 자동 대응되지 않는다.</w:t>
+        <w:t>기존 코사인 선호 벡터를 S4 두 가지로 채우지 않는다. 직접 선호가 필요한 코사인 점수와 한류 H 점수는 이 설문만으로 재현되지 않는다. 공급 자료의 PCA 군집도 C 유형과 자동 대응되지 않는다.</w:t>
       </w:r>
     </w:p>
     <w:p>
       <w:r>
-        <w:t>실행 검증에서 기본 경로 47,628개, 확인 선택까지 포함한 완료 경로 109,552개가 7~8문항으로 종료됐다. 모든 B의 D 선택은 기존 점수를 보존했다. C1~C10 각각의 단일 결과도 가능했고, 각 유형은 가장 유리한 경로에서 정확히 100점이 됐다. 이는 조합 검증이며 실제 이용자 분포나 유형 정확도를 뜻하지 않는다.</w:t>
+        <w:t>실행 검증에서 S4 조합 36개의 기본 경로 730,296개, 확인 선택까지 포함한 완료 경로 1,756,396개가 7~9문항으로 종료됐다(7문항 0.4%, 8문항 20.1%, 9문항 79.5%). 모든 B의 D 선택은 기존 점수를 보존했다. C1~C10 각각의 단일 결과도 가능했고, 각 유형은 가장 유리한 경로에서 정확히 100점이 됐다. 이는 조합 검증이며 실제 이용자 분포나 유형 정확도를 뜻하지 않는다.</w:t>
       </w:r>
     </w:p>
     <w:p>
